--- a/docs/PROJETO GB - Biblioteca-backend.docx
+++ b/docs/PROJETO GB - Biblioteca-backend.docx
@@ -68,7 +68,7 @@
           <w:sz w:val="28"/>
           <w:szCs w:val="28"/>
         </w:rPr>
-        <w:t>GUILHERME AP. S. CAETANO</w:t>
+        <w:t>JOÃO O. PETRI DA SILVA</w:t>
       </w:r>
       <w:r>
         <w:rPr>
@@ -414,7 +414,7 @@
           <w:b/>
           <w:bCs/>
         </w:rPr>
-        <w:t>5</w:t>
+        <w:t>6</w:t>
       </w:r>
     </w:p>
     <w:p>
@@ -1213,24 +1213,6 @@
     </w:p>
     <w:p>
       <w:pPr>
-        <w:jc w:val="both"/>
-        <w:rPr>
-          <w:rFonts w:asciiTheme="minorHAnsi" w:hAnsiTheme="minorHAnsi" w:cstheme="minorHAnsi"/>
-          <w:szCs w:val="24"/>
-          <w:lang w:val="en-US"/>
-        </w:rPr>
-      </w:pPr>
-      <w:r>
-        <w:rPr>
-          <w:rFonts w:asciiTheme="minorHAnsi" w:hAnsiTheme="minorHAnsi" w:cstheme="minorHAnsi"/>
-          <w:szCs w:val="24"/>
-          <w:lang w:val="en-US"/>
-        </w:rPr>
-        <w:t>Os requisitos do sistema são fundamentais para entender as necessidades dos usuários e definir claramente o que o software deve realizar. Eles servem como um guia para os desenvolvedores e garantem que o resultado final atenda às expectativas das pessoas envolvidas. Quando bem definidos, os requisitos reduzem falhas de comunicação, evitam retrabalho e tornam o processo de desenvolvimento mais eficiente e organizado.</w:t>
-      </w:r>
-    </w:p>
-    <w:p>
-      <w:pPr>
         <w:ind w:firstLine="0"/>
         <w:jc w:val="both"/>
         <w:rPr>
@@ -1238,6 +1220,54 @@
           <w:szCs w:val="24"/>
         </w:rPr>
       </w:pPr>
+      <w:r>
+        <w:rPr>
+          <w:rFonts w:asciiTheme="minorHAnsi" w:hAnsiTheme="minorHAnsi" w:cstheme="minorHAnsi"/>
+          <w:szCs w:val="24"/>
+        </w:rPr>
+        <w:t>Os requisitos do sistema são essenciais para entender com clareza o que precisa ser desenvolvido e como o sistema deve funcionar para atender às necessidades das pessoas envolvidas no projeto. Eles ajudam a organizar as ideias e mostram quais funções o sistema deve ter e quais problemas ele precisa resolver no dia a dia. Quando os requisitos são bem definidos o trabalho fica mais seguro e com menos chances de erros durante o desenvolvimento.</w:t>
+      </w:r>
+    </w:p>
+    <w:p>
+      <w:pPr>
+        <w:ind w:firstLine="0"/>
+        <w:jc w:val="both"/>
+        <w:rPr>
+          <w:rFonts w:asciiTheme="minorHAnsi" w:hAnsiTheme="minorHAnsi" w:cstheme="minorHAnsi"/>
+          <w:szCs w:val="24"/>
+        </w:rPr>
+      </w:pPr>
+      <w:r>
+        <w:rPr>
+          <w:rFonts w:asciiTheme="minorHAnsi" w:hAnsiTheme="minorHAnsi" w:cstheme="minorHAnsi"/>
+          <w:szCs w:val="24"/>
+        </w:rPr>
+        <w:t xml:space="preserve">Além disso os requisitos do sistema melhoram a comunicação entre todos que participam do projeto porque deixam claro o que se espera do </w:t>
+      </w:r>
+      <w:r>
+        <w:rPr>
+          <w:rFonts w:asciiTheme="minorHAnsi" w:hAnsiTheme="minorHAnsi" w:cstheme="minorHAnsi"/>
+          <w:szCs w:val="24"/>
+        </w:rPr>
+        <w:t>resultado</w:t>
+      </w:r>
+      <w:r>
+        <w:rPr>
+          <w:rFonts w:asciiTheme="minorHAnsi" w:hAnsiTheme="minorHAnsi" w:cstheme="minorHAnsi"/>
+          <w:szCs w:val="24"/>
+        </w:rPr>
+        <w:t xml:space="preserve">. Isso ajuda a garantir que o sistema seja útil fácil de usar e adequado à realidade das pessoas que vão utilizá-lo. Assim compreender bem os requisitos contribui para criar um sistema mais organizado eficiente e realmente pensado para atender as expectativas dos interessados. </w:t>
+      </w:r>
+    </w:p>
+    <w:p>
+      <w:pPr>
+        <w:ind w:firstLine="0"/>
+        <w:jc w:val="both"/>
+        <w:rPr>
+          <w:rFonts w:asciiTheme="minorHAnsi" w:hAnsiTheme="minorHAnsi" w:cstheme="minorHAnsi"/>
+          <w:szCs w:val="24"/>
+        </w:rPr>
+      </w:pPr>
     </w:p>
     <w:p>
       <w:pPr>
@@ -1282,6 +1312,7 @@
           <w:rFonts w:asciiTheme="minorHAnsi" w:hAnsiTheme="minorHAnsi" w:cstheme="minorHAnsi"/>
           <w:szCs w:val="24"/>
         </w:rPr>
+        <w:lastRenderedPageBreak/>
         <w:t>Descrever sobre o que é os requisitos funcionais (dissertar, nada de pergunta e resposta)</w:t>
       </w:r>
     </w:p>
@@ -1291,33 +1322,24 @@
         <w:rPr>
           <w:rFonts w:asciiTheme="minorHAnsi" w:hAnsiTheme="minorHAnsi" w:cstheme="minorHAnsi"/>
           <w:szCs w:val="24"/>
-          <w:lang w:val="en-US"/>
-        </w:rPr>
-      </w:pPr>
-      <w:r>
-        <w:rPr>
-          <w:rFonts w:asciiTheme="minorHAnsi" w:hAnsiTheme="minorHAnsi" w:cstheme="minorHAnsi"/>
-          <w:szCs w:val="24"/>
-          <w:lang w:val="en-US"/>
-        </w:rPr>
-        <w:t>Os requisitos funcionais descrevem o comportamento e as ações que o sistema deve executar para cumprir seus objetivos. N</w:t>
-      </w:r>
-      <w:r>
-        <w:rPr>
-          <w:rFonts w:asciiTheme="minorHAnsi" w:hAnsiTheme="minorHAnsi" w:cstheme="minorHAnsi"/>
-          <w:szCs w:val="24"/>
-          <w:lang w:val="en-US"/>
-        </w:rPr>
-        <w:t>a Biblioteca</w:t>
-      </w:r>
-      <w:r>
-        <w:rPr>
-          <w:rFonts w:asciiTheme="minorHAnsi" w:hAnsiTheme="minorHAnsi" w:cstheme="minorHAnsi"/>
-          <w:szCs w:val="24"/>
-          <w:lang w:val="en-US"/>
-        </w:rPr>
-        <w:t xml:space="preserve"> eles representam todas as funcionalidades disponíveis aos usuários, como o cadastro de livros, controle de empréstimos e gerenciamento de devoluções. São eles que definem o que o sistema faz na prática e como os usuários interagem com ele.</w:t>
-      </w:r>
+        </w:rPr>
+      </w:pPr>
+      <w:r>
+        <w:rPr>
+          <w:rFonts w:asciiTheme="minorHAnsi" w:hAnsiTheme="minorHAnsi" w:cstheme="minorHAnsi"/>
+          <w:szCs w:val="24"/>
+        </w:rPr>
+        <w:t xml:space="preserve">Os requisitos funcionais descrevem as funções que o sistema deve realizar para atender às necessidades dos usuários. Eles representam as ações principais do software como cadastrar informações consultar dados atualizar registros e permitir que o usuário interaja com o sistema de forma clara e organizada. No software desenvolvido esses requisitos ajudam a definir o que realmente deve funcionar na prática garantindo que o sistema cumpra seu objetivo e facilite as tarefas das pessoas que vão utilizá-lo no dia a dia. </w:t>
+      </w:r>
+    </w:p>
+    <w:p>
+      <w:pPr>
+        <w:jc w:val="both"/>
+        <w:rPr>
+          <w:rFonts w:asciiTheme="minorHAnsi" w:hAnsiTheme="minorHAnsi" w:cstheme="minorHAnsi"/>
+          <w:szCs w:val="24"/>
+        </w:rPr>
+      </w:pPr>
     </w:p>
     <w:p>
       <w:pPr>
@@ -1328,39 +1350,23 @@
           <w:b/>
           <w:bCs/>
           <w:szCs w:val="24"/>
-          <w:lang w:val="en-US"/>
-        </w:rPr>
-      </w:pPr>
-      <w:proofErr w:type="spellStart"/>
-      <w:r>
-        <w:rPr>
-          <w:rFonts w:asciiTheme="minorHAnsi" w:hAnsiTheme="minorHAnsi" w:cstheme="minorHAnsi"/>
-          <w:b/>
-          <w:bCs/>
-          <w:szCs w:val="24"/>
-          <w:lang w:val="en-US"/>
-        </w:rPr>
-        <w:lastRenderedPageBreak/>
-        <w:t>Tabela</w:t>
-      </w:r>
-      <w:proofErr w:type="spellEnd"/>
-      <w:r>
-        <w:rPr>
-          <w:rFonts w:asciiTheme="minorHAnsi" w:hAnsiTheme="minorHAnsi" w:cstheme="minorHAnsi"/>
-          <w:b/>
-          <w:bCs/>
-          <w:szCs w:val="24"/>
-          <w:lang w:val="en-US"/>
-        </w:rPr>
-        <w:t xml:space="preserve"> 1 – Requisitos Funcionais do Sistema Bibli</w:t>
-      </w:r>
-      <w:r>
-        <w:rPr>
-          <w:rFonts w:asciiTheme="minorHAnsi" w:hAnsiTheme="minorHAnsi" w:cstheme="minorHAnsi"/>
-          <w:b/>
-          <w:bCs/>
-          <w:szCs w:val="24"/>
-          <w:lang w:val="en-US"/>
+        </w:rPr>
+      </w:pPr>
+      <w:r>
+        <w:rPr>
+          <w:rFonts w:asciiTheme="minorHAnsi" w:hAnsiTheme="minorHAnsi" w:cstheme="minorHAnsi"/>
+          <w:b/>
+          <w:bCs/>
+          <w:szCs w:val="24"/>
+        </w:rPr>
+        <w:t>Tabela 1 – Requisitos Funcionais do Sistema Bibli</w:t>
+      </w:r>
+      <w:r>
+        <w:rPr>
+          <w:rFonts w:asciiTheme="minorHAnsi" w:hAnsiTheme="minorHAnsi" w:cstheme="minorHAnsi"/>
+          <w:b/>
+          <w:bCs/>
+          <w:szCs w:val="24"/>
         </w:rPr>
         <w:t>oteca</w:t>
       </w:r>
@@ -2021,6 +2027,7 @@
           <w:rFonts w:asciiTheme="minorHAnsi" w:hAnsiTheme="minorHAnsi" w:cstheme="minorHAnsi"/>
           <w:szCs w:val="24"/>
         </w:rPr>
+        <w:lastRenderedPageBreak/>
         <w:t>ISBN.</w:t>
       </w:r>
     </w:p>
@@ -2200,7 +2207,6 @@
           <w:rFonts w:asciiTheme="minorHAnsi" w:hAnsiTheme="minorHAnsi" w:cstheme="minorHAnsi"/>
           <w:szCs w:val="24"/>
         </w:rPr>
-        <w:lastRenderedPageBreak/>
         <w:t>Mensagem de erro em caso de campos obrigatórios não preenchidos ou duplicidade de cadastro.</w:t>
       </w:r>
     </w:p>
@@ -2566,6 +2572,7 @@
           <w:rFonts w:asciiTheme="minorHAnsi" w:hAnsiTheme="minorHAnsi" w:cstheme="minorHAnsi"/>
           <w:szCs w:val="24"/>
         </w:rPr>
+        <w:lastRenderedPageBreak/>
         <w:t>Descrição: O sistema deve permitir que o usuário exclua um livro do acervo.</w:t>
       </w:r>
     </w:p>
@@ -2695,7 +2702,6 @@
           <w:rFonts w:asciiTheme="minorHAnsi" w:hAnsiTheme="minorHAnsi" w:cstheme="minorHAnsi"/>
           <w:szCs w:val="24"/>
         </w:rPr>
-        <w:lastRenderedPageBreak/>
         <w:t>Saída:</w:t>
       </w:r>
     </w:p>
@@ -3065,6 +3071,7 @@
         </w:numPr>
       </w:pPr>
       <w:r>
+        <w:lastRenderedPageBreak/>
         <w:t>Processamento: O sistema valida os campos obrigatórios antes de atualizar.</w:t>
       </w:r>
     </w:p>
@@ -3165,16 +3172,7 @@
           <w:bCs/>
           <w:szCs w:val="24"/>
         </w:rPr>
-        <w:t xml:space="preserve">Excluir </w:t>
-      </w:r>
-      <w:r>
-        <w:rPr>
-          <w:rFonts w:asciiTheme="minorHAnsi" w:hAnsiTheme="minorHAnsi" w:cstheme="minorHAnsi"/>
-          <w:b/>
-          <w:bCs/>
-          <w:szCs w:val="24"/>
-        </w:rPr>
-        <w:t>Aluno</w:t>
+        <w:t>Excluir Aluno</w:t>
       </w:r>
     </w:p>
     <w:p>
@@ -3198,7 +3196,6 @@
         </w:numPr>
       </w:pPr>
       <w:r>
-        <w:lastRenderedPageBreak/>
         <w:t>Prioridade: Média</w:t>
       </w:r>
     </w:p>
@@ -3533,6 +3530,7 @@
           <w:rFonts w:asciiTheme="minorHAnsi" w:hAnsiTheme="minorHAnsi" w:cstheme="minorHAnsi"/>
           <w:szCs w:val="24"/>
         </w:rPr>
+        <w:lastRenderedPageBreak/>
         <w:t>Mensagem de sucesso ao registrar o empréstimo.</w:t>
       </w:r>
     </w:p>
